--- a/backend-exhibits/Box to Dropbox Standard Plan - Standard Include.docx
+++ b/backend-exhibits/Box to Dropbox Standard Plan - Standard Include.docx
@@ -51,7 +51,7 @@
             </w:pPr>
             <w:r>
               <w:rPr>
-                <w:rFonts w:ascii="Arial" w:eastAsia="Arial" w:hAnsi="Arial" w:cs="Arial"/>
+                <w:rFonts w:ascii="Arial" w:hAnsi="Arial" w:cs="Arial" w:eastAsia="Arial"/>
                 <w:b/>
                 <w:sz w:val="21"/>
                 <w:szCs w:val="21"/>
@@ -60,7 +60,7 @@
             </w:r>
             <w:r>
               <w:rPr>
-                <w:rFonts w:ascii="Arial" w:eastAsia="Arial" w:hAnsi="Arial" w:cs="Arial"/>
+                <w:rFonts w:ascii="Arial" w:hAnsi="Arial" w:cs="Arial" w:eastAsia="Arial"/>
                 <w:b/>
                 <w:sz w:val="21"/>
                 <w:szCs w:val="21"/>
@@ -69,7 +69,7 @@
             </w:r>
             <w:r>
               <w:rPr>
-                <w:rFonts w:ascii="Arial" w:eastAsia="Arial" w:hAnsi="Arial" w:cs="Arial"/>
+                <w:rFonts w:ascii="Arial" w:hAnsi="Arial" w:cs="Arial" w:eastAsia="Arial"/>
                 <w:b/>
                 <w:sz w:val="21"/>
                 <w:szCs w:val="21"/>
@@ -103,7 +103,7 @@
             </w:pPr>
             <w:r>
               <w:rPr>
-                <w:rFonts w:ascii="Arial" w:eastAsia="Arial" w:hAnsi="Arial" w:cs="Arial"/>
+                <w:rFonts w:ascii="Arial" w:hAnsi="Arial" w:cs="Arial" w:eastAsia="Arial"/>
                 <w:b/>
                 <w:sz w:val="21"/>
                 <w:szCs w:val="21"/>
@@ -132,7 +132,7 @@
             <w:proofErr w:type="spellStart"/>
             <w:r>
               <w:rPr>
-                <w:rFonts w:ascii="Arial" w:eastAsia="Arial" w:hAnsi="Arial" w:cs="Arial"/>
+                <w:rFonts w:ascii="Arial" w:hAnsi="Arial" w:cs="Arial" w:eastAsia="Arial"/>
                 <w:sz w:val="21"/>
                 <w:szCs w:val="21"/>
               </w:rPr>
@@ -141,7 +141,7 @@
             <w:proofErr w:type="spellEnd"/>
             <w:r>
               <w:rPr>
-                <w:rFonts w:ascii="Arial" w:eastAsia="Arial" w:hAnsi="Arial" w:cs="Arial"/>
+                <w:rFonts w:ascii="Arial" w:hAnsi="Arial" w:cs="Arial" w:eastAsia="Arial"/>
                 <w:sz w:val="21"/>
                 <w:szCs w:val="21"/>
               </w:rPr>
@@ -174,7 +174,7 @@
             </w:pPr>
             <w:r>
               <w:rPr>
-                <w:rFonts w:ascii="Arial" w:eastAsia="Arial" w:hAnsi="Arial" w:cs="Arial"/>
+                <w:rFonts w:ascii="Arial" w:hAnsi="Arial" w:cs="Arial" w:eastAsia="Arial"/>
                 <w:b/>
                 <w:sz w:val="21"/>
                 <w:szCs w:val="21"/>
@@ -203,7 +203,7 @@
             <w:proofErr w:type="spellStart"/>
             <w:r>
               <w:rPr>
-                <w:rFonts w:ascii="Arial" w:eastAsia="Arial" w:hAnsi="Arial" w:cs="Arial"/>
+                <w:rFonts w:ascii="Arial" w:hAnsi="Arial" w:cs="Arial" w:eastAsia="Arial"/>
                 <w:sz w:val="21"/>
                 <w:szCs w:val="21"/>
               </w:rPr>
@@ -212,7 +212,7 @@
             <w:proofErr w:type="spellEnd"/>
             <w:r>
               <w:rPr>
-                <w:rFonts w:ascii="Arial" w:eastAsia="Arial" w:hAnsi="Arial" w:cs="Arial"/>
+                <w:rFonts w:ascii="Arial" w:hAnsi="Arial" w:cs="Arial" w:eastAsia="Arial"/>
                 <w:sz w:val="21"/>
                 <w:szCs w:val="21"/>
               </w:rPr>
@@ -245,7 +245,7 @@
             </w:pPr>
             <w:r>
               <w:rPr>
-                <w:rFonts w:ascii="Arial" w:eastAsia="Arial" w:hAnsi="Arial" w:cs="Arial"/>
+                <w:rFonts w:ascii="Arial" w:hAnsi="Arial" w:cs="Arial" w:eastAsia="Arial"/>
                 <w:b/>
                 <w:sz w:val="21"/>
                 <w:szCs w:val="21"/>
@@ -274,7 +274,7 @@
             <w:proofErr w:type="spellStart"/>
             <w:r>
               <w:rPr>
-                <w:rFonts w:ascii="Arial" w:eastAsia="Arial" w:hAnsi="Arial" w:cs="Arial"/>
+                <w:rFonts w:ascii="Arial" w:hAnsi="Arial" w:cs="Arial" w:eastAsia="Arial"/>
                 <w:sz w:val="21"/>
                 <w:szCs w:val="21"/>
               </w:rPr>
@@ -283,7 +283,7 @@
             <w:proofErr w:type="spellEnd"/>
             <w:r>
               <w:rPr>
-                <w:rFonts w:ascii="Arial" w:eastAsia="Arial" w:hAnsi="Arial" w:cs="Arial"/>
+                <w:rFonts w:ascii="Arial" w:hAnsi="Arial" w:cs="Arial" w:eastAsia="Arial"/>
                 <w:sz w:val="21"/>
                 <w:szCs w:val="21"/>
               </w:rPr>
@@ -316,7 +316,7 @@
             </w:pPr>
             <w:r>
               <w:rPr>
-                <w:rFonts w:ascii="Arial" w:eastAsia="Arial" w:hAnsi="Arial" w:cs="Arial"/>
+                <w:rFonts w:ascii="Arial" w:hAnsi="Arial" w:cs="Arial" w:eastAsia="Arial"/>
                 <w:b/>
                 <w:sz w:val="21"/>
                 <w:szCs w:val="21"/>
@@ -345,7 +345,7 @@
             <w:proofErr w:type="spellStart"/>
             <w:r>
               <w:rPr>
-                <w:rFonts w:ascii="Arial" w:eastAsia="Arial" w:hAnsi="Arial" w:cs="Arial"/>
+                <w:rFonts w:ascii="Arial" w:hAnsi="Arial" w:cs="Arial" w:eastAsia="Arial"/>
                 <w:sz w:val="21"/>
                 <w:szCs w:val="21"/>
               </w:rPr>
@@ -354,7 +354,7 @@
             <w:proofErr w:type="spellEnd"/>
             <w:r>
               <w:rPr>
-                <w:rFonts w:ascii="Arial" w:eastAsia="Arial" w:hAnsi="Arial" w:cs="Arial"/>
+                <w:rFonts w:ascii="Arial" w:hAnsi="Arial" w:cs="Arial" w:eastAsia="Arial"/>
                 <w:sz w:val="21"/>
                 <w:szCs w:val="21"/>
               </w:rPr>
@@ -387,7 +387,7 @@
             </w:pPr>
             <w:r>
               <w:rPr>
-                <w:rFonts w:ascii="Arial" w:eastAsia="Arial" w:hAnsi="Arial" w:cs="Arial"/>
+                <w:rFonts w:ascii="Arial" w:hAnsi="Arial" w:cs="Arial" w:eastAsia="Arial"/>
                 <w:b/>
                 <w:sz w:val="21"/>
                 <w:szCs w:val="21"/>
@@ -415,7 +415,7 @@
             </w:pPr>
             <w:r>
               <w:rPr>
-                <w:rFonts w:ascii="Arial" w:eastAsia="Arial" w:hAnsi="Arial" w:cs="Arial"/>
+                <w:rFonts w:ascii="Arial" w:hAnsi="Arial" w:cs="Arial" w:eastAsia="Arial"/>
                 <w:sz w:val="21"/>
                 <w:szCs w:val="21"/>
               </w:rPr>
@@ -448,7 +448,7 @@
             </w:pPr>
             <w:r>
               <w:rPr>
-                <w:rFonts w:ascii="Arial" w:eastAsia="Arial" w:hAnsi="Arial" w:cs="Arial"/>
+                <w:rFonts w:ascii="Arial" w:hAnsi="Arial" w:cs="Arial" w:eastAsia="Arial"/>
                 <w:b/>
                 <w:sz w:val="21"/>
                 <w:szCs w:val="21"/>
@@ -477,7 +477,7 @@
             <w:proofErr w:type="spellStart"/>
             <w:r>
               <w:rPr>
-                <w:rFonts w:ascii="Arial" w:eastAsia="Arial" w:hAnsi="Arial" w:cs="Arial"/>
+                <w:rFonts w:ascii="Arial" w:hAnsi="Arial" w:cs="Arial" w:eastAsia="Arial"/>
                 <w:sz w:val="21"/>
                 <w:szCs w:val="21"/>
               </w:rPr>
@@ -486,7 +486,7 @@
             <w:proofErr w:type="spellEnd"/>
             <w:r>
               <w:rPr>
-                <w:rFonts w:ascii="Arial" w:eastAsia="Arial" w:hAnsi="Arial" w:cs="Arial"/>
+                <w:rFonts w:ascii="Arial" w:hAnsi="Arial" w:cs="Arial" w:eastAsia="Arial"/>
                 <w:sz w:val="21"/>
                 <w:szCs w:val="21"/>
               </w:rPr>
@@ -519,7 +519,7 @@
             </w:pPr>
             <w:r>
               <w:rPr>
-                <w:rFonts w:ascii="Arial" w:eastAsia="Arial" w:hAnsi="Arial" w:cs="Arial"/>
+                <w:rFonts w:ascii="Arial" w:hAnsi="Arial" w:cs="Arial" w:eastAsia="Arial"/>
                 <w:b/>
                 <w:sz w:val="21"/>
                 <w:szCs w:val="21"/>
@@ -548,7 +548,7 @@
             </w:pPr>
             <w:r>
               <w:rPr>
-                <w:rFonts w:ascii="Arial" w:eastAsia="Arial" w:hAnsi="Arial" w:cs="Arial"/>
+                <w:rFonts w:ascii="Arial" w:hAnsi="Arial" w:cs="Arial" w:eastAsia="Arial"/>
                 <w:sz w:val="21"/>
                 <w:szCs w:val="21"/>
               </w:rPr>
@@ -565,7 +565,7 @@
             </w:pPr>
             <w:r>
               <w:rPr>
-                <w:rFonts w:ascii="Arial" w:eastAsia="Arial" w:hAnsi="Arial" w:cs="Arial"/>
+                <w:rFonts w:ascii="Arial" w:hAnsi="Arial" w:cs="Arial" w:eastAsia="Arial"/>
                 <w:sz w:val="21"/>
                 <w:szCs w:val="21"/>
               </w:rPr>
@@ -598,7 +598,7 @@
             </w:pPr>
             <w:r>
               <w:rPr>
-                <w:rFonts w:ascii="Arial" w:eastAsia="Arial" w:hAnsi="Arial" w:cs="Arial"/>
+                <w:rFonts w:ascii="Arial" w:hAnsi="Arial" w:cs="Arial" w:eastAsia="Arial"/>
                 <w:b/>
                 <w:sz w:val="21"/>
                 <w:szCs w:val="21"/>
@@ -627,7 +627,7 @@
             </w:pPr>
             <w:r>
               <w:rPr>
-                <w:rFonts w:ascii="Arial" w:eastAsia="Arial" w:hAnsi="Arial" w:cs="Arial"/>
+                <w:rFonts w:ascii="Arial" w:hAnsi="Arial" w:cs="Arial" w:eastAsia="Arial"/>
                 <w:sz w:val="21"/>
                 <w:szCs w:val="21"/>
               </w:rPr>
@@ -636,7 +636,7 @@
             <w:proofErr w:type="gramStart"/>
             <w:r>
               <w:rPr>
-                <w:rFonts w:ascii="Arial" w:eastAsia="Arial" w:hAnsi="Arial" w:cs="Arial"/>
+                <w:rFonts w:ascii="Arial" w:hAnsi="Arial" w:cs="Arial" w:eastAsia="Arial"/>
                 <w:sz w:val="21"/>
                 <w:szCs w:val="21"/>
               </w:rPr>
@@ -645,7 +645,7 @@
             <w:proofErr w:type="gramEnd"/>
             <w:r>
               <w:rPr>
-                <w:rFonts w:ascii="Arial" w:eastAsia="Arial" w:hAnsi="Arial" w:cs="Arial"/>
+                <w:rFonts w:ascii="Arial" w:hAnsi="Arial" w:cs="Arial" w:eastAsia="Arial"/>
                 <w:sz w:val="21"/>
                 <w:szCs w:val="21"/>
               </w:rPr>
@@ -654,7 +654,7 @@
             <w:proofErr w:type="spellStart"/>
             <w:r>
               <w:rPr>
-                <w:rFonts w:ascii="Arial" w:eastAsia="Arial" w:hAnsi="Arial" w:cs="Arial"/>
+                <w:rFonts w:ascii="Arial" w:hAnsi="Arial" w:cs="Arial" w:eastAsia="Arial"/>
                 <w:sz w:val="21"/>
                 <w:szCs w:val="21"/>
               </w:rPr>
@@ -663,7 +663,7 @@
             <w:proofErr w:type="spellEnd"/>
             <w:r>
               <w:rPr>
-                <w:rFonts w:ascii="Arial" w:eastAsia="Arial" w:hAnsi="Arial" w:cs="Arial"/>
+                <w:rFonts w:ascii="Arial" w:hAnsi="Arial" w:cs="Arial" w:eastAsia="Arial"/>
                 <w:sz w:val="21"/>
                 <w:szCs w:val="21"/>
               </w:rPr>
@@ -696,7 +696,7 @@
             </w:pPr>
             <w:r>
               <w:rPr>
-                <w:rFonts w:ascii="Arial" w:eastAsia="Arial" w:hAnsi="Arial" w:cs="Arial"/>
+                <w:rFonts w:ascii="Arial" w:hAnsi="Arial" w:cs="Arial" w:eastAsia="Arial"/>
                 <w:b/>
                 <w:sz w:val="21"/>
                 <w:szCs w:val="21"/>
@@ -724,7 +724,7 @@
             </w:pPr>
             <w:r>
               <w:rPr>
-                <w:rFonts w:ascii="Arial" w:eastAsia="Arial" w:hAnsi="Arial" w:cs="Arial"/>
+                <w:rFonts w:ascii="Arial" w:hAnsi="Arial" w:cs="Arial" w:eastAsia="Arial"/>
                 <w:sz w:val="21"/>
                 <w:szCs w:val="21"/>
               </w:rPr>
@@ -757,7 +757,7 @@
             </w:pPr>
             <w:r>
               <w:rPr>
-                <w:rFonts w:ascii="Arial" w:eastAsia="Arial" w:hAnsi="Arial" w:cs="Arial"/>
+                <w:rFonts w:ascii="Arial" w:hAnsi="Arial" w:cs="Arial" w:eastAsia="Arial"/>
                 <w:b/>
                 <w:sz w:val="21"/>
                 <w:szCs w:val="21"/>
@@ -786,7 +786,7 @@
             </w:pPr>
             <w:r>
               <w:rPr>
-                <w:rFonts w:ascii="Arial" w:eastAsia="Arial" w:hAnsi="Arial" w:cs="Arial"/>
+                <w:rFonts w:ascii="Arial" w:hAnsi="Arial" w:cs="Arial" w:eastAsia="Arial"/>
                 <w:sz w:val="21"/>
                 <w:szCs w:val="21"/>
               </w:rPr>
@@ -811,10 +811,10 @@
   <w:docDefaults>
     <w:rPrDefault>
       <w:rPr>
-        <w:rFonts w:asciiTheme="minorHAnsi" w:eastAsiaTheme="minorEastAsia" w:hAnsiTheme="minorHAnsi" w:cstheme="minorBidi"/>
+        <w:rFonts w:ascii="Arial" w:hAnsi="Arial" w:cs="Arial" w:eastAsia="Arial"/>
         <w:kern w:val="2"/>
-        <w:sz w:val="24"/>
-        <w:szCs w:val="24"/>
+        <w:sz w:val="21"/>
+        <w:szCs w:val="21"/>
         <w:lang w:val="en-IN" w:eastAsia="en-IN" w:bidi="ar-SA"/>
         <w14:ligatures w14:val="standardContextual"/>
       </w:rPr>
@@ -1210,9 +1210,9 @@
       <w:spacing w:line="259" w:lineRule="auto"/>
     </w:pPr>
     <w:rPr>
-      <w:rFonts w:ascii="Calibri" w:eastAsia="Calibri" w:hAnsi="Calibri" w:cs="Calibri"/>
+      <w:rFonts w:ascii="Arial" w:hAnsi="Arial" w:cs="Arial" w:eastAsia="Arial"/>
       <w:color w:val="000000"/>
-      <w:sz w:val="22"/>
+      <w:sz w:val="21"/>
     </w:rPr>
   </w:style>
   <w:style w:type="character" w:default="1" w:styleId="DefaultParagraphFont">
